--- a/EKG_Kalite_Yönetim_Sistemi/13_Giriş Lojistiği ve Depolama/03_ILG3 - Depolama, FIFO ve Raf Ömrü/EKG-LOJ-TLM-02_depolama_ve_ic_tasima_standart_is_talimati.docx
+++ b/EKG_Kalite_Yönetim_Sistemi/13_Giriş Lojistiği ve Depolama/03_ILG3 - Depolama, FIFO ve Raf Ömrü/EKG-LOJ-TLM-02_depolama_ve_ic_tasima_standart_is_talimati.docx
@@ -187,6 +187,18 @@
       <w:t xml:space="preserve"> / </w:t>
     </w:r>
     <w:fldSimple w:instr="NUMPAGES"/>
+  </w:p>
+  <w:p>
+    <w:pPr>
+      <w:spacing w:before="0" w:after="0"/>
+    </w:pPr>
+    <w:r>
+      <w:rPr>
+        <w:rFonts w:ascii="Arial" w:hAnsi="Arial"/>
+        <w:sz w:val="20"/>
+      </w:rPr>
+      <w:t>Revizyon nedeni: Depolama ve taşıma kuralları kaynak şartlarına bağlandı; FEFO ve sapma reaksiyonu netleştirildi.</w:t>
+    </w:r>
   </w:p>
 </w:ftr>
 </file>
@@ -272,7 +284,7 @@
               <w:sz w:val="17"/>
             </w:rPr>
             <w:br/>
-            <w:t>İlk yayın: 04.05.2026</w:t>
+            <w:t>İlk yayın: 28.05.2026</w:t>
           </w:r>
           <w:r>
             <w:rPr>
@@ -281,7 +293,7 @@
               <w:sz w:val="17"/>
             </w:rPr>
             <w:br/>
-            <w:t>Revizyon tarihi: 19.10.2026</w:t>
+            <w:t>Revizyon tarihi: 27.08.2026</w:t>
           </w:r>
         </w:p>
       </w:tc>
